--- a/database_migrations/version_1/customer_schemas.docx
+++ b/database_migrations/version_1/customer_schemas.docx
@@ -42,170 +42,163 @@
           <w:sz w:val="16"/>
           <w:szCs w:val="16"/>
         </w:rPr>
-        <w:t>-- CREATE TABLE customers (</w:t>
-      </w:r>
-    </w:p>
-    <w:p>
-      <w:pPr>
-        <w:tabs>
-          <w:tab w:val="left" w:pos="1130"/>
-        </w:tabs>
-        <w:rPr>
-          <w:sz w:val="16"/>
-          <w:szCs w:val="16"/>
-        </w:rPr>
-      </w:pPr>
-      <w:r>
-        <w:rPr>
-          <w:sz w:val="16"/>
-          <w:szCs w:val="16"/>
-        </w:rPr>
-        <w:t>--     cust_id serial primary key,</w:t>
-      </w:r>
-    </w:p>
-    <w:p>
-      <w:pPr>
-        <w:tabs>
-          <w:tab w:val="left" w:pos="1130"/>
-        </w:tabs>
-        <w:rPr>
-          <w:sz w:val="16"/>
-          <w:szCs w:val="16"/>
-        </w:rPr>
-      </w:pPr>
-      <w:r>
-        <w:rPr>
-          <w:sz w:val="16"/>
-          <w:szCs w:val="16"/>
-        </w:rPr>
-        <w:t>--     name varchar(100) Unique NOT NULL,</w:t>
-      </w:r>
-    </w:p>
-    <w:p>
-      <w:pPr>
-        <w:tabs>
-          <w:tab w:val="left" w:pos="1130"/>
-        </w:tabs>
-        <w:rPr>
-          <w:sz w:val="16"/>
-          <w:szCs w:val="16"/>
-        </w:rPr>
-      </w:pPr>
-      <w:r>
-        <w:rPr>
-          <w:sz w:val="16"/>
-          <w:szCs w:val="16"/>
-        </w:rPr>
-        <w:t>--     cell_phone varchar(20) Unique NOT NULL,</w:t>
-      </w:r>
-    </w:p>
-    <w:p>
-      <w:pPr>
-        <w:tabs>
-          <w:tab w:val="left" w:pos="1130"/>
-        </w:tabs>
-        <w:rPr>
-          <w:sz w:val="16"/>
-          <w:szCs w:val="16"/>
-        </w:rPr>
-      </w:pPr>
-      <w:r>
-        <w:rPr>
-          <w:sz w:val="16"/>
-          <w:szCs w:val="16"/>
-        </w:rPr>
-        <w:t>--     address text DEFAULT 'no address'::text not null,</w:t>
-      </w:r>
-    </w:p>
-    <w:p>
-      <w:pPr>
-        <w:tabs>
-          <w:tab w:val="left" w:pos="1130"/>
-        </w:tabs>
-        <w:rPr>
-          <w:sz w:val="16"/>
-          <w:szCs w:val="16"/>
-        </w:rPr>
-      </w:pPr>
-      <w:r>
-        <w:rPr>
-          <w:sz w:val="16"/>
-          <w:szCs w:val="16"/>
-        </w:rPr>
-        <w:t>--     unit_price int DEFAULT 60 NOT NULL,</w:t>
-      </w:r>
-    </w:p>
-    <w:p>
-      <w:pPr>
-        <w:tabs>
-          <w:tab w:val="left" w:pos="1130"/>
-        </w:tabs>
-        <w:rPr>
-          <w:sz w:val="16"/>
-          <w:szCs w:val="16"/>
-        </w:rPr>
-      </w:pPr>
-      <w:r>
-        <w:rPr>
-          <w:sz w:val="16"/>
-          <w:szCs w:val="16"/>
-        </w:rPr>
-        <w:t>--     is_active boolean DEFAULT true NOT NULL,</w:t>
-      </w:r>
-    </w:p>
-    <w:p>
-      <w:pPr>
-        <w:tabs>
-          <w:tab w:val="left" w:pos="1130"/>
-        </w:tabs>
-        <w:rPr>
-          <w:sz w:val="16"/>
-          <w:szCs w:val="16"/>
-        </w:rPr>
-      </w:pPr>
-      <w:r>
-        <w:rPr>
-          <w:sz w:val="16"/>
-          <w:szCs w:val="16"/>
-        </w:rPr>
-        <w:t>--     active_status_changed_at timestamp DEFAULT now() not null,</w:t>
-      </w:r>
-    </w:p>
-    <w:p>
-      <w:pPr>
-        <w:tabs>
-          <w:tab w:val="left" w:pos="1130"/>
-        </w:tabs>
-        <w:rPr>
-          <w:sz w:val="16"/>
-          <w:szCs w:val="16"/>
-        </w:rPr>
-      </w:pPr>
-      <w:r>
-        <w:rPr>
-          <w:sz w:val="16"/>
-          <w:szCs w:val="16"/>
-        </w:rPr>
-        <w:t>--     advance_money int DEFAULT 0 NOT NULL,</w:t>
-      </w:r>
-    </w:p>
-    <w:p>
-      <w:pPr>
-        <w:tabs>
-          <w:tab w:val="left" w:pos="1130"/>
-        </w:tabs>
-        <w:rPr>
-          <w:sz w:val="16"/>
-          <w:szCs w:val="16"/>
-        </w:rPr>
-      </w:pPr>
-      <w:r>
-        <w:rPr>
-          <w:sz w:val="16"/>
-          <w:szCs w:val="16"/>
-        </w:rPr>
-        <w:t xml:space="preserve">-- </w:t>
-      </w:r>
+        <w:t>CREATE TABLE schema_customers.customers (</w:t>
+      </w:r>
+    </w:p>
+    <w:p>
+      <w:pPr>
+        <w:tabs>
+          <w:tab w:val="left" w:pos="1130"/>
+        </w:tabs>
+        <w:rPr>
+          <w:sz w:val="16"/>
+          <w:szCs w:val="16"/>
+        </w:rPr>
+      </w:pPr>
+      <w:r>
+        <w:rPr>
+          <w:sz w:val="16"/>
+          <w:szCs w:val="16"/>
+        </w:rPr>
+        <w:t xml:space="preserve">    cust_id serial primary key,</w:t>
+      </w:r>
+    </w:p>
+    <w:p>
+      <w:pPr>
+        <w:tabs>
+          <w:tab w:val="left" w:pos="1130"/>
+        </w:tabs>
+        <w:rPr>
+          <w:sz w:val="16"/>
+          <w:szCs w:val="16"/>
+        </w:rPr>
+      </w:pPr>
+      <w:r>
+        <w:rPr>
+          <w:sz w:val="16"/>
+          <w:szCs w:val="16"/>
+        </w:rPr>
+        <w:t xml:space="preserve">    name varchar(100) Unique NOT NULL,</w:t>
+      </w:r>
+    </w:p>
+    <w:p>
+      <w:pPr>
+        <w:tabs>
+          <w:tab w:val="left" w:pos="1130"/>
+        </w:tabs>
+        <w:rPr>
+          <w:sz w:val="16"/>
+          <w:szCs w:val="16"/>
+        </w:rPr>
+      </w:pPr>
+      <w:r>
+        <w:rPr>
+          <w:sz w:val="16"/>
+          <w:szCs w:val="16"/>
+        </w:rPr>
+        <w:t xml:space="preserve">    cell_phone varchar(20) Unique NOT NULL,</w:t>
+      </w:r>
+    </w:p>
+    <w:p>
+      <w:pPr>
+        <w:tabs>
+          <w:tab w:val="left" w:pos="1130"/>
+        </w:tabs>
+        <w:rPr>
+          <w:sz w:val="16"/>
+          <w:szCs w:val="16"/>
+        </w:rPr>
+      </w:pPr>
+      <w:r>
+        <w:rPr>
+          <w:sz w:val="16"/>
+          <w:szCs w:val="16"/>
+        </w:rPr>
+        <w:t xml:space="preserve">    address text DEFAULT 'no address'::text not null,</w:t>
+      </w:r>
+    </w:p>
+    <w:p>
+      <w:pPr>
+        <w:tabs>
+          <w:tab w:val="left" w:pos="1130"/>
+        </w:tabs>
+        <w:rPr>
+          <w:sz w:val="16"/>
+          <w:szCs w:val="16"/>
+        </w:rPr>
+      </w:pPr>
+      <w:r>
+        <w:rPr>
+          <w:sz w:val="16"/>
+          <w:szCs w:val="16"/>
+        </w:rPr>
+        <w:t xml:space="preserve">    unit_price int DEFAULT 60 NOT NULL,</w:t>
+      </w:r>
+    </w:p>
+    <w:p>
+      <w:pPr>
+        <w:tabs>
+          <w:tab w:val="left" w:pos="1130"/>
+        </w:tabs>
+        <w:rPr>
+          <w:sz w:val="16"/>
+          <w:szCs w:val="16"/>
+        </w:rPr>
+      </w:pPr>
+      <w:r>
+        <w:rPr>
+          <w:sz w:val="16"/>
+          <w:szCs w:val="16"/>
+        </w:rPr>
+        <w:t xml:space="preserve">    is_active boolean DEFAULT true NOT NULL,</w:t>
+      </w:r>
+    </w:p>
+    <w:p>
+      <w:pPr>
+        <w:tabs>
+          <w:tab w:val="left" w:pos="1130"/>
+        </w:tabs>
+        <w:rPr>
+          <w:sz w:val="16"/>
+          <w:szCs w:val="16"/>
+        </w:rPr>
+      </w:pPr>
+      <w:r>
+        <w:rPr>
+          <w:sz w:val="16"/>
+          <w:szCs w:val="16"/>
+        </w:rPr>
+        <w:t xml:space="preserve">    active_status_changed_at timestamp DEFAULT now() not null,</w:t>
+      </w:r>
+    </w:p>
+    <w:p>
+      <w:pPr>
+        <w:tabs>
+          <w:tab w:val="left" w:pos="1130"/>
+        </w:tabs>
+        <w:rPr>
+          <w:sz w:val="16"/>
+          <w:szCs w:val="16"/>
+        </w:rPr>
+      </w:pPr>
+      <w:r>
+        <w:rPr>
+          <w:sz w:val="16"/>
+          <w:szCs w:val="16"/>
+        </w:rPr>
+        <w:t xml:space="preserve">    advance_money int DEFAULT 0 NOT NULL,</w:t>
+      </w:r>
+    </w:p>
+    <w:p>
+      <w:pPr>
+        <w:tabs>
+          <w:tab w:val="left" w:pos="1130"/>
+        </w:tabs>
+        <w:rPr>
+          <w:sz w:val="16"/>
+          <w:szCs w:val="16"/>
+        </w:rPr>
+      </w:pPr>
       <w:r>
         <w:rPr>
           <w:sz w:val="16"/>
@@ -230,13 +223,6 @@
           <w:sz w:val="16"/>
           <w:szCs w:val="16"/>
         </w:rPr>
-        <w:t xml:space="preserve">-- </w:t>
-      </w:r>
-      <w:r>
-        <w:rPr>
-          <w:sz w:val="16"/>
-          <w:szCs w:val="16"/>
-        </w:rPr>
         <w:tab/>
         <w:t>modified_at timestamp default now() not null,</w:t>
       </w:r>
@@ -256,62 +242,55 @@
           <w:sz w:val="16"/>
           <w:szCs w:val="16"/>
         </w:rPr>
-        <w:t>--     CONSTRAINT chk_cell_phone_format CHECK (((cell_phone)::text ~ '^03[0-9]{9}$'::text)),</w:t>
-      </w:r>
-    </w:p>
-    <w:p>
-      <w:pPr>
-        <w:tabs>
-          <w:tab w:val="left" w:pos="1130"/>
-        </w:tabs>
-        <w:rPr>
-          <w:sz w:val="16"/>
-          <w:szCs w:val="16"/>
-        </w:rPr>
-      </w:pPr>
-      <w:r>
-        <w:rPr>
-          <w:sz w:val="16"/>
-          <w:szCs w:val="16"/>
-        </w:rPr>
-        <w:t>--     CONSTRAINT customers_advance_money_check CHECK ((advance_money &gt;= 0)),</w:t>
-      </w:r>
-    </w:p>
-    <w:p>
-      <w:pPr>
-        <w:tabs>
-          <w:tab w:val="left" w:pos="1130"/>
-        </w:tabs>
-        <w:rPr>
-          <w:sz w:val="16"/>
-          <w:szCs w:val="16"/>
-        </w:rPr>
-      </w:pPr>
-      <w:r>
-        <w:rPr>
-          <w:sz w:val="16"/>
-          <w:szCs w:val="16"/>
-        </w:rPr>
-        <w:t>--     CONSTRAINT customers_unit_price_check CHECK ((unit_price &gt;= 0)),</w:t>
-      </w:r>
-    </w:p>
-    <w:p>
-      <w:pPr>
-        <w:tabs>
-          <w:tab w:val="left" w:pos="1130"/>
-        </w:tabs>
-        <w:rPr>
-          <w:sz w:val="16"/>
-          <w:szCs w:val="16"/>
-        </w:rPr>
-      </w:pPr>
-      <w:r>
-        <w:rPr>
-          <w:sz w:val="16"/>
-          <w:szCs w:val="16"/>
-        </w:rPr>
-        <w:t xml:space="preserve">-- </w:t>
-      </w:r>
+        <w:t xml:space="preserve">    CONSTRAINT chk_cell_phone_format CHECK (((cell_phone)::text ~ '^03[0-9]{9}$'::text)),</w:t>
+      </w:r>
+    </w:p>
+    <w:p>
+      <w:pPr>
+        <w:tabs>
+          <w:tab w:val="left" w:pos="1130"/>
+        </w:tabs>
+        <w:rPr>
+          <w:sz w:val="16"/>
+          <w:szCs w:val="16"/>
+        </w:rPr>
+      </w:pPr>
+      <w:r>
+        <w:rPr>
+          <w:sz w:val="16"/>
+          <w:szCs w:val="16"/>
+        </w:rPr>
+        <w:t xml:space="preserve">    CONSTRAINT customers_advance_money_check CHECK ((advance_money &gt;= 0)),</w:t>
+      </w:r>
+    </w:p>
+    <w:p>
+      <w:pPr>
+        <w:tabs>
+          <w:tab w:val="left" w:pos="1130"/>
+        </w:tabs>
+        <w:rPr>
+          <w:sz w:val="16"/>
+          <w:szCs w:val="16"/>
+        </w:rPr>
+      </w:pPr>
+      <w:r>
+        <w:rPr>
+          <w:sz w:val="16"/>
+          <w:szCs w:val="16"/>
+        </w:rPr>
+        <w:t xml:space="preserve">    CONSTRAINT customers_unit_price_check CHECK ((unit_price &gt;= 0)),</w:t>
+      </w:r>
+    </w:p>
+    <w:p>
+      <w:pPr>
+        <w:tabs>
+          <w:tab w:val="left" w:pos="1130"/>
+        </w:tabs>
+        <w:rPr>
+          <w:sz w:val="16"/>
+          <w:szCs w:val="16"/>
+        </w:rPr>
+      </w:pPr>
       <w:r>
         <w:rPr>
           <w:sz w:val="16"/>
@@ -354,7 +333,7 @@
           <w:sz w:val="16"/>
           <w:szCs w:val="16"/>
         </w:rPr>
-        <w:t>-- );</w:t>
+        <w:t>);</w:t>
       </w:r>
     </w:p>
     <w:sectPr>

--- a/database_migrations/version_1/customer_schemas.docx
+++ b/database_migrations/version_1/customer_schemas.docx
@@ -42,7 +42,32 @@
           <w:sz w:val="16"/>
           <w:szCs w:val="16"/>
         </w:rPr>
-        <w:t>CREATE TABLE schema_customers.customers (</w:t>
+        <w:t xml:space="preserve">CREATE TABLE </w:t>
+      </w:r>
+      <w:proofErr w:type="spellStart"/>
+      <w:r>
+        <w:rPr>
+          <w:sz w:val="16"/>
+          <w:szCs w:val="16"/>
+        </w:rPr>
+        <w:t>schema_</w:t>
+      </w:r>
+      <w:proofErr w:type="gramStart"/>
+      <w:r>
+        <w:rPr>
+          <w:sz w:val="16"/>
+          <w:szCs w:val="16"/>
+        </w:rPr>
+        <w:t>customers.customers</w:t>
+      </w:r>
+      <w:proofErr w:type="spellEnd"/>
+      <w:proofErr w:type="gramEnd"/>
+      <w:r>
+        <w:rPr>
+          <w:sz w:val="16"/>
+          <w:szCs w:val="16"/>
+        </w:rPr>
+        <w:t xml:space="preserve"> (</w:t>
       </w:r>
     </w:p>
     <w:p>
@@ -60,7 +85,23 @@
           <w:sz w:val="16"/>
           <w:szCs w:val="16"/>
         </w:rPr>
-        <w:t xml:space="preserve">    cust_id serial primary key,</w:t>
+        <w:t xml:space="preserve">    </w:t>
+      </w:r>
+      <w:proofErr w:type="spellStart"/>
+      <w:r>
+        <w:rPr>
+          <w:sz w:val="16"/>
+          <w:szCs w:val="16"/>
+        </w:rPr>
+        <w:t>cust_id</w:t>
+      </w:r>
+      <w:proofErr w:type="spellEnd"/>
+      <w:r>
+        <w:rPr>
+          <w:sz w:val="16"/>
+          <w:szCs w:val="16"/>
+        </w:rPr>
+        <w:t xml:space="preserve"> serial primary key,</w:t>
       </w:r>
     </w:p>
     <w:p>
@@ -78,7 +119,23 @@
           <w:sz w:val="16"/>
           <w:szCs w:val="16"/>
         </w:rPr>
-        <w:t xml:space="preserve">    name varchar(100) Unique NOT NULL,</w:t>
+        <w:t xml:space="preserve">    name </w:t>
+      </w:r>
+      <w:proofErr w:type="gramStart"/>
+      <w:r>
+        <w:rPr>
+          <w:sz w:val="16"/>
+          <w:szCs w:val="16"/>
+        </w:rPr>
+        <w:t>varchar(</w:t>
+      </w:r>
+      <w:proofErr w:type="gramEnd"/>
+      <w:r>
+        <w:rPr>
+          <w:sz w:val="16"/>
+          <w:szCs w:val="16"/>
+        </w:rPr>
+        <w:t>100) Unique NOT NULL,</w:t>
       </w:r>
     </w:p>
     <w:p>
@@ -96,7 +153,39 @@
           <w:sz w:val="16"/>
           <w:szCs w:val="16"/>
         </w:rPr>
-        <w:t xml:space="preserve">    cell_phone varchar(20) Unique NOT NULL,</w:t>
+        <w:t xml:space="preserve">    </w:t>
+      </w:r>
+      <w:proofErr w:type="spellStart"/>
+      <w:r>
+        <w:rPr>
+          <w:sz w:val="16"/>
+          <w:szCs w:val="16"/>
+        </w:rPr>
+        <w:t>cell_phone</w:t>
+      </w:r>
+      <w:proofErr w:type="spellEnd"/>
+      <w:r>
+        <w:rPr>
+          <w:sz w:val="16"/>
+          <w:szCs w:val="16"/>
+        </w:rPr>
+        <w:t xml:space="preserve"> </w:t>
+      </w:r>
+      <w:proofErr w:type="gramStart"/>
+      <w:r>
+        <w:rPr>
+          <w:sz w:val="16"/>
+          <w:szCs w:val="16"/>
+        </w:rPr>
+        <w:t>varchar(</w:t>
+      </w:r>
+      <w:proofErr w:type="gramEnd"/>
+      <w:r>
+        <w:rPr>
+          <w:sz w:val="16"/>
+          <w:szCs w:val="16"/>
+        </w:rPr>
+        <w:t>20) Unique NOT NULL,</w:t>
       </w:r>
     </w:p>
     <w:p>
@@ -114,7 +203,23 @@
           <w:sz w:val="16"/>
           <w:szCs w:val="16"/>
         </w:rPr>
-        <w:t xml:space="preserve">    address text DEFAULT 'no address'::text not null,</w:t>
+        <w:t xml:space="preserve">    address text DEFAULT 'no address</w:t>
+      </w:r>
+      <w:proofErr w:type="gramStart"/>
+      <w:r>
+        <w:rPr>
+          <w:sz w:val="16"/>
+          <w:szCs w:val="16"/>
+        </w:rPr>
+        <w:t>'::</w:t>
+      </w:r>
+      <w:proofErr w:type="gramEnd"/>
+      <w:r>
+        <w:rPr>
+          <w:sz w:val="16"/>
+          <w:szCs w:val="16"/>
+        </w:rPr>
+        <w:t>text not null,</w:t>
       </w:r>
     </w:p>
     <w:p>
@@ -132,7 +237,23 @@
           <w:sz w:val="16"/>
           <w:szCs w:val="16"/>
         </w:rPr>
-        <w:t xml:space="preserve">    unit_price int DEFAULT 60 NOT NULL,</w:t>
+        <w:t xml:space="preserve">    </w:t>
+      </w:r>
+      <w:proofErr w:type="spellStart"/>
+      <w:r>
+        <w:rPr>
+          <w:sz w:val="16"/>
+          <w:szCs w:val="16"/>
+        </w:rPr>
+        <w:t>unit_price</w:t>
+      </w:r>
+      <w:proofErr w:type="spellEnd"/>
+      <w:r>
+        <w:rPr>
+          <w:sz w:val="16"/>
+          <w:szCs w:val="16"/>
+        </w:rPr>
+        <w:t xml:space="preserve"> int DEFAULT 60 NOT NULL,</w:t>
       </w:r>
     </w:p>
     <w:p>
@@ -150,7 +271,39 @@
           <w:sz w:val="16"/>
           <w:szCs w:val="16"/>
         </w:rPr>
-        <w:t xml:space="preserve">    is_active boolean DEFAULT true NOT NULL,</w:t>
+        <w:t xml:space="preserve">    </w:t>
+      </w:r>
+      <w:proofErr w:type="spellStart"/>
+      <w:r>
+        <w:rPr>
+          <w:sz w:val="16"/>
+          <w:szCs w:val="16"/>
+        </w:rPr>
+        <w:t>is_active</w:t>
+      </w:r>
+      <w:proofErr w:type="spellEnd"/>
+      <w:r>
+        <w:rPr>
+          <w:sz w:val="16"/>
+          <w:szCs w:val="16"/>
+        </w:rPr>
+        <w:t xml:space="preserve"> </w:t>
+      </w:r>
+      <w:proofErr w:type="spellStart"/>
+      <w:r>
+        <w:rPr>
+          <w:sz w:val="16"/>
+          <w:szCs w:val="16"/>
+        </w:rPr>
+        <w:t>boolean</w:t>
+      </w:r>
+      <w:proofErr w:type="spellEnd"/>
+      <w:r>
+        <w:rPr>
+          <w:sz w:val="16"/>
+          <w:szCs w:val="16"/>
+        </w:rPr>
+        <w:t xml:space="preserve"> DEFAULT true NOT NULL,</w:t>
       </w:r>
     </w:p>
     <w:p>
@@ -168,7 +321,39 @@
           <w:sz w:val="16"/>
           <w:szCs w:val="16"/>
         </w:rPr>
-        <w:t xml:space="preserve">    active_status_changed_at timestamp DEFAULT now() not null,</w:t>
+        <w:t xml:space="preserve">    </w:t>
+      </w:r>
+      <w:proofErr w:type="spellStart"/>
+      <w:r>
+        <w:rPr>
+          <w:sz w:val="16"/>
+          <w:szCs w:val="16"/>
+        </w:rPr>
+        <w:t>active_status_changed_at</w:t>
+      </w:r>
+      <w:proofErr w:type="spellEnd"/>
+      <w:r>
+        <w:rPr>
+          <w:sz w:val="16"/>
+          <w:szCs w:val="16"/>
+        </w:rPr>
+        <w:t xml:space="preserve"> timestamp DEFAULT </w:t>
+      </w:r>
+      <w:proofErr w:type="gramStart"/>
+      <w:r>
+        <w:rPr>
+          <w:sz w:val="16"/>
+          <w:szCs w:val="16"/>
+        </w:rPr>
+        <w:t>now(</w:t>
+      </w:r>
+      <w:proofErr w:type="gramEnd"/>
+      <w:r>
+        <w:rPr>
+          <w:sz w:val="16"/>
+          <w:szCs w:val="16"/>
+        </w:rPr>
+        <w:t>) not null,</w:t>
       </w:r>
     </w:p>
     <w:p>
@@ -186,7 +371,23 @@
           <w:sz w:val="16"/>
           <w:szCs w:val="16"/>
         </w:rPr>
-        <w:t xml:space="preserve">    advance_money int DEFAULT 0 NOT NULL,</w:t>
+        <w:t xml:space="preserve">    </w:t>
+      </w:r>
+      <w:proofErr w:type="spellStart"/>
+      <w:r>
+        <w:rPr>
+          <w:sz w:val="16"/>
+          <w:szCs w:val="16"/>
+        </w:rPr>
+        <w:t>advance_money</w:t>
+      </w:r>
+      <w:proofErr w:type="spellEnd"/>
+      <w:r>
+        <w:rPr>
+          <w:sz w:val="16"/>
+          <w:szCs w:val="16"/>
+        </w:rPr>
+        <w:t xml:space="preserve"> int DEFAULT 0 NOT NULL,</w:t>
       </w:r>
     </w:p>
     <w:p>
@@ -205,7 +406,22 @@
           <w:szCs w:val="16"/>
         </w:rPr>
         <w:tab/>
-        <w:t>modified_by int not null default 0,</w:t>
+      </w:r>
+      <w:proofErr w:type="spellStart"/>
+      <w:r>
+        <w:rPr>
+          <w:sz w:val="16"/>
+          <w:szCs w:val="16"/>
+        </w:rPr>
+        <w:t>modified_by</w:t>
+      </w:r>
+      <w:proofErr w:type="spellEnd"/>
+      <w:r>
+        <w:rPr>
+          <w:sz w:val="16"/>
+          <w:szCs w:val="16"/>
+        </w:rPr>
+        <w:t xml:space="preserve"> int not null default 0,</w:t>
       </w:r>
     </w:p>
     <w:p>
@@ -224,7 +440,38 @@
           <w:szCs w:val="16"/>
         </w:rPr>
         <w:tab/>
-        <w:t>modified_at timestamp default now() not null,</w:t>
+      </w:r>
+      <w:proofErr w:type="spellStart"/>
+      <w:r>
+        <w:rPr>
+          <w:sz w:val="16"/>
+          <w:szCs w:val="16"/>
+        </w:rPr>
+        <w:t>modified_at</w:t>
+      </w:r>
+      <w:proofErr w:type="spellEnd"/>
+      <w:r>
+        <w:rPr>
+          <w:sz w:val="16"/>
+          <w:szCs w:val="16"/>
+        </w:rPr>
+        <w:t xml:space="preserve"> timestamp default </w:t>
+      </w:r>
+      <w:proofErr w:type="gramStart"/>
+      <w:r>
+        <w:rPr>
+          <w:sz w:val="16"/>
+          <w:szCs w:val="16"/>
+        </w:rPr>
+        <w:t>now(</w:t>
+      </w:r>
+      <w:proofErr w:type="gramEnd"/>
+      <w:r>
+        <w:rPr>
+          <w:sz w:val="16"/>
+          <w:szCs w:val="16"/>
+        </w:rPr>
+        <w:t>) not null,</w:t>
       </w:r>
     </w:p>
     <w:p>
@@ -242,7 +489,64 @@
           <w:sz w:val="16"/>
           <w:szCs w:val="16"/>
         </w:rPr>
-        <w:t xml:space="preserve">    CONSTRAINT chk_cell_phone_format CHECK (((cell_phone)::text ~ '^03[0-9]{9}$'::text)),</w:t>
+        <w:t xml:space="preserve">    CONSTRAINT </w:t>
+      </w:r>
+      <w:proofErr w:type="spellStart"/>
+      <w:r>
+        <w:rPr>
+          <w:sz w:val="16"/>
+          <w:szCs w:val="16"/>
+        </w:rPr>
+        <w:t>chk_cell_phone_format</w:t>
+      </w:r>
+      <w:proofErr w:type="spellEnd"/>
+      <w:r>
+        <w:rPr>
+          <w:sz w:val="16"/>
+          <w:szCs w:val="16"/>
+        </w:rPr>
+        <w:t xml:space="preserve"> CHECK (((</w:t>
+      </w:r>
+      <w:proofErr w:type="spellStart"/>
+      <w:r>
+        <w:rPr>
+          <w:sz w:val="16"/>
+          <w:szCs w:val="16"/>
+        </w:rPr>
+        <w:t>cell_phone</w:t>
+      </w:r>
+      <w:proofErr w:type="spellEnd"/>
+      <w:proofErr w:type="gramStart"/>
+      <w:r>
+        <w:rPr>
+          <w:sz w:val="16"/>
+          <w:szCs w:val="16"/>
+        </w:rPr>
+        <w:t>)::</w:t>
+      </w:r>
+      <w:proofErr w:type="gramEnd"/>
+      <w:r>
+        <w:rPr>
+          <w:sz w:val="16"/>
+          <w:szCs w:val="16"/>
+        </w:rPr>
+        <w:t>text ~ '^03[0-9]{</w:t>
+      </w:r>
+      <w:proofErr w:type="gramStart"/>
+      <w:r>
+        <w:rPr>
+          <w:sz w:val="16"/>
+          <w:szCs w:val="16"/>
+        </w:rPr>
+        <w:t>9}$'::</w:t>
+      </w:r>
+      <w:proofErr w:type="gramEnd"/>
+      <w:r>
+        <w:rPr>
+          <w:sz w:val="16"/>
+          <w:szCs w:val="16"/>
+        </w:rPr>
+        <w:t>text)),</w:t>
       </w:r>
     </w:p>
     <w:p>
@@ -260,7 +564,39 @@
           <w:sz w:val="16"/>
           <w:szCs w:val="16"/>
         </w:rPr>
-        <w:t xml:space="preserve">    CONSTRAINT customers_advance_money_check CHECK ((advance_money &gt;= 0)),</w:t>
+        <w:t xml:space="preserve">    CONSTRAINT </w:t>
+      </w:r>
+      <w:proofErr w:type="spellStart"/>
+      <w:r>
+        <w:rPr>
+          <w:sz w:val="16"/>
+          <w:szCs w:val="16"/>
+        </w:rPr>
+        <w:t>customers_advance_money_check</w:t>
+      </w:r>
+      <w:proofErr w:type="spellEnd"/>
+      <w:r>
+        <w:rPr>
+          <w:sz w:val="16"/>
+          <w:szCs w:val="16"/>
+        </w:rPr>
+        <w:t xml:space="preserve"> CHECK ((</w:t>
+      </w:r>
+      <w:proofErr w:type="spellStart"/>
+      <w:r>
+        <w:rPr>
+          <w:sz w:val="16"/>
+          <w:szCs w:val="16"/>
+        </w:rPr>
+        <w:t>advance_money</w:t>
+      </w:r>
+      <w:proofErr w:type="spellEnd"/>
+      <w:r>
+        <w:rPr>
+          <w:sz w:val="16"/>
+          <w:szCs w:val="16"/>
+        </w:rPr>
+        <w:t xml:space="preserve"> &gt;= 0)),</w:t>
       </w:r>
     </w:p>
     <w:p>
@@ -278,7 +614,39 @@
           <w:sz w:val="16"/>
           <w:szCs w:val="16"/>
         </w:rPr>
-        <w:t xml:space="preserve">    CONSTRAINT customers_unit_price_check CHECK ((unit_price &gt;= 0)),</w:t>
+        <w:t xml:space="preserve">    CONSTRAINT </w:t>
+      </w:r>
+      <w:proofErr w:type="spellStart"/>
+      <w:r>
+        <w:rPr>
+          <w:sz w:val="16"/>
+          <w:szCs w:val="16"/>
+        </w:rPr>
+        <w:t>customers_unit_price_check</w:t>
+      </w:r>
+      <w:proofErr w:type="spellEnd"/>
+      <w:r>
+        <w:rPr>
+          <w:sz w:val="16"/>
+          <w:szCs w:val="16"/>
+        </w:rPr>
+        <w:t xml:space="preserve"> CHECK ((</w:t>
+      </w:r>
+      <w:proofErr w:type="spellStart"/>
+      <w:r>
+        <w:rPr>
+          <w:sz w:val="16"/>
+          <w:szCs w:val="16"/>
+        </w:rPr>
+        <w:t>unit_price</w:t>
+      </w:r>
+      <w:proofErr w:type="spellEnd"/>
+      <w:r>
+        <w:rPr>
+          <w:sz w:val="16"/>
+          <w:szCs w:val="16"/>
+        </w:rPr>
+        <w:t xml:space="preserve"> &gt;= 0)),</w:t>
       </w:r>
     </w:p>
     <w:p>
@@ -297,7 +665,87 @@
           <w:szCs w:val="16"/>
         </w:rPr>
         <w:tab/>
-        <w:t>CONSTRAINT fk_users foreign key (modified_by) references users(user_id)</w:t>
+        <w:t xml:space="preserve">CONSTRAINT </w:t>
+      </w:r>
+      <w:proofErr w:type="spellStart"/>
+      <w:r>
+        <w:rPr>
+          <w:sz w:val="16"/>
+          <w:szCs w:val="16"/>
+        </w:rPr>
+        <w:t>fk_users</w:t>
+      </w:r>
+      <w:proofErr w:type="spellEnd"/>
+      <w:r>
+        <w:rPr>
+          <w:sz w:val="16"/>
+          <w:szCs w:val="16"/>
+        </w:rPr>
+        <w:t xml:space="preserve"> foreign key (</w:t>
+      </w:r>
+      <w:proofErr w:type="spellStart"/>
+      <w:r>
+        <w:rPr>
+          <w:sz w:val="16"/>
+          <w:szCs w:val="16"/>
+        </w:rPr>
+        <w:t>modified_by</w:t>
+      </w:r>
+      <w:proofErr w:type="spellEnd"/>
+      <w:r>
+        <w:rPr>
+          <w:sz w:val="16"/>
+          <w:szCs w:val="16"/>
+        </w:rPr>
+        <w:t xml:space="preserve">) references </w:t>
+      </w:r>
+      <w:proofErr w:type="spellStart"/>
+      <w:r>
+        <w:rPr>
+          <w:sz w:val="16"/>
+          <w:szCs w:val="16"/>
+        </w:rPr>
+        <w:t>schema_</w:t>
+      </w:r>
+      <w:proofErr w:type="gramStart"/>
+      <w:r>
+        <w:rPr>
+          <w:sz w:val="16"/>
+          <w:szCs w:val="16"/>
+        </w:rPr>
+        <w:t>users.</w:t>
+      </w:r>
+      <w:r>
+        <w:rPr>
+          <w:sz w:val="16"/>
+          <w:szCs w:val="16"/>
+        </w:rPr>
+        <w:t>users</w:t>
+      </w:r>
+      <w:proofErr w:type="spellEnd"/>
+      <w:proofErr w:type="gramEnd"/>
+      <w:r>
+        <w:rPr>
+          <w:sz w:val="16"/>
+          <w:szCs w:val="16"/>
+        </w:rPr>
+        <w:t>(</w:t>
+      </w:r>
+      <w:proofErr w:type="spellStart"/>
+      <w:r>
+        <w:rPr>
+          <w:sz w:val="16"/>
+          <w:szCs w:val="16"/>
+        </w:rPr>
+        <w:t>user_id</w:t>
+      </w:r>
+      <w:proofErr w:type="spellEnd"/>
+      <w:r>
+        <w:rPr>
+          <w:sz w:val="16"/>
+          <w:szCs w:val="16"/>
+        </w:rPr>
+        <w:t>)</w:t>
       </w:r>
     </w:p>
     <w:p>
